--- a/formatos/12. SUPERVISION DEL PASANTE.docx
+++ b/formatos/12. SUPERVISION DEL PASANTE.docx
@@ -1,6 +1,6 @@
 
 <file path=word/document.xml><?xml version="1.0" encoding="utf-8"?>
-<w:document xmlns:wpc="http://schemas.microsoft.com/office/word/2010/wordprocessingCanvas" xmlns:mc="http://schemas.openxmlformats.org/markup-compatibility/2006" xmlns:o="urn:schemas-microsoft-com:office:office" xmlns:r="http://schemas.openxmlformats.org/officeDocument/2006/relationships" xmlns:m="http://schemas.openxmlformats.org/officeDocument/2006/math" xmlns:v="urn:schemas-microsoft-com:vml" xmlns:wp14="http://schemas.microsoft.com/office/word/2010/wordprocessingDrawing" xmlns:wp="http://schemas.openxmlformats.org/drawingml/2006/wordprocessingDrawing" xmlns:w10="urn:schemas-microsoft-com:office:word" xmlns:w="http://schemas.openxmlformats.org/wordprocessingml/2006/main" xmlns:w14="http://schemas.microsoft.com/office/word/2010/wordml" xmlns:w15="http://schemas.microsoft.com/office/word/2012/wordml" xmlns:wpg="http://schemas.microsoft.com/office/word/2010/wordprocessingGroup" xmlns:wpi="http://schemas.microsoft.com/office/word/2010/wordprocessingInk" xmlns:wne="http://schemas.microsoft.com/office/word/2006/wordml" xmlns:wps="http://schemas.microsoft.com/office/word/2010/wordprocessingShape" mc:Ignorable="w14 w15 wp14">
+<w:document xmlns:wpc="http://schemas.microsoft.com/office/word/2010/wordprocessingCanvas" xmlns:cx="http://schemas.microsoft.com/office/drawing/2014/chartex" xmlns:cx1="http://schemas.microsoft.com/office/drawing/2015/9/8/chartex" xmlns:cx2="http://schemas.microsoft.com/office/drawing/2015/10/21/chartex" xmlns:cx3="http://schemas.microsoft.com/office/drawing/2016/5/9/chartex" xmlns:cx4="http://schemas.microsoft.com/office/drawing/2016/5/10/chartex" xmlns:cx5="http://schemas.microsoft.com/office/drawing/2016/5/11/chartex" xmlns:cx6="http://schemas.microsoft.com/office/drawing/2016/5/12/chartex" xmlns:cx7="http://schemas.microsoft.com/office/drawing/2016/5/13/chartex" xmlns:cx8="http://schemas.microsoft.com/office/drawing/2016/5/14/chartex" xmlns:mc="http://schemas.openxmlformats.org/markup-compatibility/2006" xmlns:aink="http://schemas.microsoft.com/office/drawing/2016/ink" xmlns:am3d="http://schemas.microsoft.com/office/drawing/2017/model3d" xmlns:o="urn:schemas-microsoft-com:office:office" xmlns:r="http://schemas.openxmlformats.org/officeDocument/2006/relationships" xmlns:m="http://schemas.openxmlformats.org/officeDocument/2006/math" xmlns:v="urn:schemas-microsoft-com:vml" xmlns:wp14="http://schemas.microsoft.com/office/word/2010/wordprocessingDrawing" xmlns:wp="http://schemas.openxmlformats.org/drawingml/2006/wordprocessingDrawing" xmlns:w10="urn:schemas-microsoft-com:office:word" xmlns:w="http://schemas.openxmlformats.org/wordprocessingml/2006/main" xmlns:w14="http://schemas.microsoft.com/office/word/2010/wordml" xmlns:w15="http://schemas.microsoft.com/office/word/2012/wordml" xmlns:w16cex="http://schemas.microsoft.com/office/word/2018/wordml/cex" xmlns:w16cid="http://schemas.microsoft.com/office/word/2016/wordml/cid" xmlns:w16="http://schemas.microsoft.com/office/word/2018/wordml" xmlns:w16sdtdh="http://schemas.microsoft.com/office/word/2020/wordml/sdtdatahash" xmlns:w16se="http://schemas.microsoft.com/office/word/2015/wordml/symex" xmlns:wpg="http://schemas.microsoft.com/office/word/2010/wordprocessingGroup" xmlns:wpi="http://schemas.microsoft.com/office/word/2010/wordprocessingInk" xmlns:wne="http://schemas.microsoft.com/office/word/2006/wordml" xmlns:wps="http://schemas.microsoft.com/office/word/2010/wordprocessingShape" mc:Ignorable="w14 w15 w16se w16cid w16 w16cex w16sdtdh wp14">
   <w:body>
     <w:p/>
     <w:p>
@@ -104,8 +104,75 @@
           <w:szCs w:val="16"/>
           <w:lang w:val="es-MX"/>
         </w:rPr>
-        <w:t>NOMBRE Y APELLIDO DEL PASANTE: ____________________________________ C.I.:______________________</w:t>
+        <w:t xml:space="preserve">NOMBRE Y APELLIDO DEL PASANTE: </w:t>
       </w:r>
+      <w:r>
+        <w:rPr>
+          <w:rFonts w:ascii="Arial" w:hAnsi="Arial" w:cs="Arial"/>
+          <w:sz w:val="16"/>
+          <w:szCs w:val="16"/>
+          <w:lang w:val="es-MX"/>
+        </w:rPr>
+        <w:t>{{</w:t>
+      </w:r>
+      <w:proofErr w:type="spellStart"/>
+      <w:r>
+        <w:rPr>
+          <w:rFonts w:ascii="Arial" w:hAnsi="Arial" w:cs="Arial"/>
+          <w:sz w:val="16"/>
+          <w:szCs w:val="16"/>
+          <w:lang w:val="es-MX"/>
+        </w:rPr>
+        <w:t>estudiante|parcial|upper</w:t>
+      </w:r>
+      <w:proofErr w:type="spellEnd"/>
+      <w:r>
+        <w:rPr>
+          <w:rFonts w:ascii="Arial" w:hAnsi="Arial" w:cs="Arial"/>
+          <w:sz w:val="16"/>
+          <w:szCs w:val="16"/>
+          <w:lang w:val="es-MX"/>
+        </w:rPr>
+        <w:t>}}</w:t>
+      </w:r>
+      <w:r>
+        <w:rPr>
+          <w:rFonts w:ascii="Arial" w:hAnsi="Arial" w:cs="Arial"/>
+          <w:sz w:val="16"/>
+          <w:szCs w:val="16"/>
+          <w:lang w:val="es-MX"/>
+        </w:rPr>
+        <w:t xml:space="preserve"> C.I.:</w:t>
+      </w:r>
+      <w:r>
+        <w:rPr>
+          <w:rFonts w:ascii="Arial" w:hAnsi="Arial" w:cs="Arial"/>
+          <w:sz w:val="16"/>
+          <w:szCs w:val="16"/>
+          <w:lang w:val="es-MX"/>
+        </w:rPr>
+        <w:t>{{</w:t>
+      </w:r>
+      <w:proofErr w:type="spellStart"/>
+      <w:r>
+        <w:rPr>
+          <w:rFonts w:ascii="Arial" w:hAnsi="Arial" w:cs="Arial"/>
+          <w:sz w:val="16"/>
+          <w:szCs w:val="16"/>
+          <w:lang w:val="es-MX"/>
+        </w:rPr>
+        <w:t>estudiante.cedula</w:t>
+      </w:r>
+      <w:proofErr w:type="spellEnd"/>
+      <w:r>
+        <w:rPr>
+          <w:rFonts w:ascii="Arial" w:hAnsi="Arial" w:cs="Arial"/>
+          <w:sz w:val="16"/>
+          <w:szCs w:val="16"/>
+          <w:lang w:val="es-MX"/>
+        </w:rPr>
+        <w:t>}}</w:t>
+      </w:r>
     </w:p>
     <w:p>
       <w:pPr>
@@ -127,9 +194,8 @@
           <w:szCs w:val="16"/>
           <w:lang w:val="es-MX"/>
         </w:rPr>
-        <w:t>TELÉFONO</w:t>
+        <w:t>TELÉFONO:</w:t>
       </w:r>
-      <w:proofErr w:type="gramStart"/>
       <w:r>
         <w:rPr>
           <w:rFonts w:ascii="Arial" w:hAnsi="Arial" w:cs="Arial"/>
@@ -137,9 +203,9 @@
           <w:szCs w:val="16"/>
           <w:lang w:val="es-MX"/>
         </w:rPr>
-        <w:t>:_</w:t>
+        <w:t xml:space="preserve"> {{</w:t>
       </w:r>
-      <w:proofErr w:type="gramEnd"/>
+      <w:proofErr w:type="spellStart"/>
       <w:r>
         <w:rPr>
           <w:rFonts w:ascii="Arial" w:hAnsi="Arial" w:cs="Arial"/>
@@ -147,8 +213,27 @@
           <w:szCs w:val="16"/>
           <w:lang w:val="es-MX"/>
         </w:rPr>
-        <w:t>___________________________________________ESPECIALIDAD:___________________________</w:t>
+        <w:t>estudiante.telefono</w:t>
       </w:r>
+      <w:proofErr w:type="spellEnd"/>
+      <w:r>
+        <w:rPr>
+          <w:rFonts w:ascii="Arial" w:hAnsi="Arial" w:cs="Arial"/>
+          <w:sz w:val="16"/>
+          <w:szCs w:val="16"/>
+          <w:lang w:val="es-MX"/>
+        </w:rPr>
+        <w:t xml:space="preserve">}} </w:t>
+      </w:r>
+      <w:r>
+        <w:rPr>
+          <w:rFonts w:ascii="Arial" w:hAnsi="Arial" w:cs="Arial"/>
+          <w:sz w:val="16"/>
+          <w:szCs w:val="16"/>
+          <w:lang w:val="es-MX"/>
+        </w:rPr>
+        <w:t>ESPECIALIDAD:___________________________</w:t>
+      </w:r>
     </w:p>
     <w:p>
       <w:pPr>
@@ -170,9 +255,8 @@
           <w:szCs w:val="16"/>
           <w:lang w:val="es-MX"/>
         </w:rPr>
-        <w:t>ORGANIZACIÓN PRODUCTIVA</w:t>
+        <w:t xml:space="preserve">ORGANIZACIÓN </w:t>
       </w:r>
-      <w:proofErr w:type="gramStart"/>
       <w:r>
         <w:rPr>
           <w:rFonts w:ascii="Arial" w:hAnsi="Arial" w:cs="Arial"/>
@@ -180,9 +264,9 @@
           <w:szCs w:val="16"/>
           <w:lang w:val="es-MX"/>
         </w:rPr>
-        <w:t>:_</w:t>
+        <w:t>PRODUCTIVA: {{</w:t>
       </w:r>
-      <w:proofErr w:type="gramEnd"/>
+      <w:proofErr w:type="spellStart"/>
       <w:r>
         <w:rPr>
           <w:rFonts w:ascii="Arial" w:hAnsi="Arial" w:cs="Arial"/>
@@ -190,8 +274,18 @@
           <w:szCs w:val="16"/>
           <w:lang w:val="es-MX"/>
         </w:rPr>
-        <w:t>___________________________________________________________________</w:t>
+        <w:t>empresa.razon_social</w:t>
       </w:r>
+      <w:proofErr w:type="spellEnd"/>
+      <w:r>
+        <w:rPr>
+          <w:rFonts w:ascii="Arial" w:hAnsi="Arial" w:cs="Arial"/>
+          <w:sz w:val="16"/>
+          <w:szCs w:val="16"/>
+          <w:lang w:val="es-MX"/>
+        </w:rPr>
+        <w:t>}}</w:t>
+      </w:r>
     </w:p>
     <w:p>
       <w:pPr>
@@ -213,9 +307,9 @@
           <w:szCs w:val="16"/>
           <w:lang w:val="es-MX"/>
         </w:rPr>
-        <w:t>DIRECCIÓN</w:t>
+        <w:t>DIRECCIÓN: {{</w:t>
       </w:r>
-      <w:proofErr w:type="gramStart"/>
+      <w:proofErr w:type="spellStart"/>
       <w:r>
         <w:rPr>
           <w:rFonts w:ascii="Arial" w:hAnsi="Arial" w:cs="Arial"/>
@@ -223,9 +317,9 @@
           <w:szCs w:val="16"/>
           <w:lang w:val="es-MX"/>
         </w:rPr>
-        <w:t>:_</w:t>
+        <w:t>datos|direccion</w:t>
       </w:r>
-      <w:proofErr w:type="gramEnd"/>
+      <w:proofErr w:type="spellEnd"/>
       <w:r>
         <w:rPr>
           <w:rFonts w:ascii="Arial" w:hAnsi="Arial" w:cs="Arial"/>
@@ -233,7 +327,7 @@
           <w:szCs w:val="16"/>
           <w:lang w:val="es-MX"/>
         </w:rPr>
-        <w:t>___________________________________________________________________________________</w:t>
+        <w:t>}}</w:t>
       </w:r>
     </w:p>
     <w:p>
@@ -256,9 +350,8 @@
           <w:szCs w:val="16"/>
           <w:lang w:val="es-MX"/>
         </w:rPr>
-        <w:t>___________________________________________TELÉFONO/FAX</w:t>
+        <w:t>___________________________________________TELÉFONO/FAX:</w:t>
       </w:r>
-      <w:proofErr w:type="gramStart"/>
       <w:r>
         <w:rPr>
           <w:rFonts w:ascii="Arial" w:hAnsi="Arial" w:cs="Arial"/>
@@ -266,9 +359,22 @@
           <w:szCs w:val="16"/>
           <w:lang w:val="es-MX"/>
         </w:rPr>
-        <w:t>:_</w:t>
+        <w:t>{{empresa.telefono}}</w:t>
       </w:r>
-      <w:proofErr w:type="gramEnd"/>
+    </w:p>
+    <w:p>
+      <w:pPr>
+        <w:tabs>
+          <w:tab w:val="left" w:pos="1815"/>
+        </w:tabs>
+        <w:spacing w:line="360" w:lineRule="auto"/>
+        <w:rPr>
+          <w:rFonts w:ascii="Arial" w:hAnsi="Arial" w:cs="Arial"/>
+          <w:sz w:val="16"/>
+          <w:szCs w:val="16"/>
+          <w:lang w:val="es-MX"/>
+        </w:rPr>
+      </w:pPr>
       <w:r>
         <w:rPr>
           <w:rFonts w:ascii="Arial" w:hAnsi="Arial" w:cs="Arial"/>
@@ -276,8 +382,46 @@
           <w:szCs w:val="16"/>
           <w:lang w:val="es-MX"/>
         </w:rPr>
-        <w:t>_____________________________________</w:t>
+        <w:t>TUTOR EMPRESARIAL:</w:t>
       </w:r>
+      <w:r>
+        <w:rPr>
+          <w:rFonts w:ascii="Arial" w:hAnsi="Arial" w:cs="Arial"/>
+          <w:sz w:val="16"/>
+          <w:szCs w:val="16"/>
+          <w:lang w:val="es-MX"/>
+        </w:rPr>
+        <w:t>{{</w:t>
+      </w:r>
+      <w:proofErr w:type="spellStart"/>
+      <w:r>
+        <w:rPr>
+          <w:rFonts w:ascii="Arial" w:hAnsi="Arial" w:cs="Arial"/>
+          <w:sz w:val="16"/>
+          <w:szCs w:val="16"/>
+          <w:lang w:val="es-MX"/>
+        </w:rPr>
+        <w:t>tutor_empresarial</w:t>
+      </w:r>
+      <w:r>
+        <w:rPr>
+          <w:rFonts w:ascii="Arial" w:hAnsi="Arial" w:cs="Arial"/>
+          <w:sz w:val="16"/>
+          <w:szCs w:val="16"/>
+          <w:lang w:val="es-MX"/>
+        </w:rPr>
+        <w:t>|completo|upper</w:t>
+      </w:r>
+      <w:proofErr w:type="spellEnd"/>
+      <w:r>
+        <w:rPr>
+          <w:rFonts w:ascii="Arial" w:hAnsi="Arial" w:cs="Arial"/>
+          <w:sz w:val="16"/>
+          <w:szCs w:val="16"/>
+          <w:lang w:val="es-MX"/>
+        </w:rPr>
+        <w:t>}}</w:t>
+      </w:r>
     </w:p>
     <w:p>
       <w:pPr>
@@ -299,9 +443,8 @@
           <w:szCs w:val="16"/>
           <w:lang w:val="es-MX"/>
         </w:rPr>
-        <w:t>TUTOR EMPRESARIAL</w:t>
+        <w:t>TUTOR ACADÉMICO:</w:t>
       </w:r>
-      <w:proofErr w:type="gramStart"/>
       <w:r>
         <w:rPr>
           <w:rFonts w:ascii="Arial" w:hAnsi="Arial" w:cs="Arial"/>
@@ -309,9 +452,9 @@
           <w:szCs w:val="16"/>
           <w:lang w:val="es-MX"/>
         </w:rPr>
-        <w:t>:_</w:t>
+        <w:t>{{</w:t>
       </w:r>
-      <w:proofErr w:type="gramEnd"/>
+      <w:proofErr w:type="spellStart"/>
       <w:r>
         <w:rPr>
           <w:rFonts w:ascii="Arial" w:hAnsi="Arial" w:cs="Arial"/>
@@ -319,22 +462,8 @@
           <w:szCs w:val="16"/>
           <w:lang w:val="es-MX"/>
         </w:rPr>
-        <w:t>__________________________________________________________________________</w:t>
+        <w:t>tutor_academico</w:t>
       </w:r>
-    </w:p>
-    <w:p>
-      <w:pPr>
-        <w:tabs>
-          <w:tab w:val="left" w:pos="1815"/>
-        </w:tabs>
-        <w:spacing w:line="360" w:lineRule="auto"/>
-        <w:rPr>
-          <w:rFonts w:ascii="Arial" w:hAnsi="Arial" w:cs="Arial"/>
-          <w:sz w:val="16"/>
-          <w:szCs w:val="16"/>
-          <w:lang w:val="es-MX"/>
-        </w:rPr>
-      </w:pPr>
       <w:r>
         <w:rPr>
           <w:rFonts w:ascii="Arial" w:hAnsi="Arial" w:cs="Arial"/>
@@ -342,9 +471,9 @@
           <w:szCs w:val="16"/>
           <w:lang w:val="es-MX"/>
         </w:rPr>
-        <w:t>TUTOR ACADÉMICO</w:t>
+        <w:t>|completo|upper</w:t>
       </w:r>
-      <w:proofErr w:type="gramStart"/>
+      <w:proofErr w:type="spellEnd"/>
       <w:r>
         <w:rPr>
           <w:rFonts w:ascii="Arial" w:hAnsi="Arial" w:cs="Arial"/>
@@ -352,17 +481,7 @@
           <w:szCs w:val="16"/>
           <w:lang w:val="es-MX"/>
         </w:rPr>
-        <w:t>:_</w:t>
-      </w:r>
-      <w:proofErr w:type="gramEnd"/>
-      <w:r>
-        <w:rPr>
-          <w:rFonts w:ascii="Arial" w:hAnsi="Arial" w:cs="Arial"/>
-          <w:sz w:val="16"/>
-          <w:szCs w:val="16"/>
-          <w:lang w:val="es-MX"/>
-        </w:rPr>
-        <w:t>____________________________________________________________________________</w:t>
+        <w:t>}}</w:t>
       </w:r>
     </w:p>
     <w:p>
@@ -388,7 +507,7 @@
         <mc:AlternateContent>
           <mc:Choice Requires="wps">
             <w:drawing>
-              <wp:anchor distT="0" distB="0" distL="114300" distR="114300" simplePos="0" relativeHeight="251659264" behindDoc="0" locked="0" layoutInCell="1" allowOverlap="1">
+              <wp:anchor distT="0" distB="0" distL="114300" distR="114300" simplePos="0" relativeHeight="251659264" behindDoc="0" locked="0" layoutInCell="1" allowOverlap="1" wp14:anchorId="72B8FD12" wp14:editId="3DD1A149">
                 <wp:simplePos x="0" y="0"/>
                 <wp:positionH relativeFrom="column">
                   <wp:posOffset>0</wp:posOffset>
@@ -931,8 +1050,6 @@
                               </w:rPr>
                               <w:t>JEFE DPTO. DE PASANTIA</w:t>
                             </w:r>
-                            <w:bookmarkStart w:id="0" w:name="_GoBack"/>
-                            <w:bookmarkEnd w:id="0"/>
                           </w:p>
                           <w:p>
                             <w:pPr>
@@ -1438,11 +1555,11 @@
           </mc:Choice>
           <mc:Fallback>
             <w:pict>
-              <v:shapetype id="_x0000_t202" coordsize="21600,21600" o:spt="202" path="m,l,21600r21600,l21600,xe">
+              <v:shapetype w14:anchorId="72B8FD12" id="_x0000_t202" coordsize="21600,21600" o:spt="202" path="m,l,21600r21600,l21600,xe">
                 <v:stroke joinstyle="miter"/>
                 <v:path gradientshapeok="t" o:connecttype="rect"/>
               </v:shapetype>
-              <v:shape id="Cuadro de texto 1" o:spid="_x0000_s1026" type="#_x0000_t202" style="position:absolute;margin-left:0;margin-top:6.65pt;width:423pt;height:414.75pt;z-index:251659264;visibility:visible;mso-wrap-style:square;mso-width-percent:0;mso-height-percent:0;mso-wrap-distance-left:9pt;mso-wrap-distance-top:0;mso-wrap-distance-right:9pt;mso-wrap-distance-bottom:0;mso-position-horizontal:absolute;mso-position-horizontal-relative:text;mso-position-vertical:absolute;mso-position-vertical-relative:text;mso-width-percent:0;mso-height-percent:0;mso-width-relative:page;mso-height-relative:page;v-text-anchor:top" o:gfxdata="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" filled="f" fillcolor="#bbe0e3" strokeweight="3pt">
+              <v:shape id="Cuadro de texto 1" o:spid="_x0000_s1026" type="#_x0000_t202" style="position:absolute;margin-left:0;margin-top:6.65pt;width:423pt;height:414.75pt;z-index:251659264;visibility:visible;mso-wrap-style:square;mso-width-percent:0;mso-height-percent:0;mso-wrap-distance-left:9pt;mso-wrap-distance-top:0;mso-wrap-distance-right:9pt;mso-wrap-distance-bottom:0;mso-position-horizontal:absolute;mso-position-horizontal-relative:text;mso-position-vertical:absolute;mso-position-vertical-relative:text;mso-width-percent:0;mso-height-percent:0;mso-width-relative:page;mso-height-relative:page;v-text-anchor:top" o:gfxdata="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" filled="f" fillcolor="#bbe0e3" strokeweight="3pt">
                 <v:textbox>
                   <w:txbxContent>
                     <w:p>
@@ -1938,8 +2055,6 @@
                         </w:rPr>
                         <w:t>JEFE DPTO. DE PASANTIA</w:t>
                       </w:r>
-                      <w:bookmarkStart w:id="1" w:name="_GoBack"/>
-                      <w:bookmarkEnd w:id="1"/>
                     </w:p>
                     <w:p>
                       <w:pPr>
@@ -2878,7 +2993,7 @@
 </file>
 
 <file path=word/endnotes.xml><?xml version="1.0" encoding="utf-8"?>
-<w:endnotes xmlns:wpc="http://schemas.microsoft.com/office/word/2010/wordprocessingCanvas" xmlns:mc="http://schemas.openxmlformats.org/markup-compatibility/2006" xmlns:o="urn:schemas-microsoft-com:office:office" xmlns:r="http://schemas.openxmlformats.org/officeDocument/2006/relationships" xmlns:m="http://schemas.openxmlformats.org/officeDocument/2006/math" xmlns:v="urn:schemas-microsoft-com:vml" xmlns:wp14="http://schemas.microsoft.com/office/word/2010/wordprocessingDrawing" xmlns:wp="http://schemas.openxmlformats.org/drawingml/2006/wordprocessingDrawing" xmlns:w10="urn:schemas-microsoft-com:office:word" xmlns:w="http://schemas.openxmlformats.org/wordprocessingml/2006/main" xmlns:w14="http://schemas.microsoft.com/office/word/2010/wordml" xmlns:w15="http://schemas.microsoft.com/office/word/2012/wordml" xmlns:wpg="http://schemas.microsoft.com/office/word/2010/wordprocessingGroup" xmlns:wpi="http://schemas.microsoft.com/office/word/2010/wordprocessingInk" xmlns:wne="http://schemas.microsoft.com/office/word/2006/wordml" xmlns:wps="http://schemas.microsoft.com/office/word/2010/wordprocessingShape" mc:Ignorable="w14 w15 wp14">
+<w:endnotes xmlns:wpc="http://schemas.microsoft.com/office/word/2010/wordprocessingCanvas" xmlns:cx="http://schemas.microsoft.com/office/drawing/2014/chartex" xmlns:cx1="http://schemas.microsoft.com/office/drawing/2015/9/8/chartex" xmlns:cx2="http://schemas.microsoft.com/office/drawing/2015/10/21/chartex" xmlns:cx3="http://schemas.microsoft.com/office/drawing/2016/5/9/chartex" xmlns:cx4="http://schemas.microsoft.com/office/drawing/2016/5/10/chartex" xmlns:cx5="http://schemas.microsoft.com/office/drawing/2016/5/11/chartex" xmlns:cx6="http://schemas.microsoft.com/office/drawing/2016/5/12/chartex" xmlns:cx7="http://schemas.microsoft.com/office/drawing/2016/5/13/chartex" xmlns:cx8="http://schemas.microsoft.com/office/drawing/2016/5/14/chartex" xmlns:mc="http://schemas.openxmlformats.org/markup-compatibility/2006" xmlns:aink="http://schemas.microsoft.com/office/drawing/2016/ink" xmlns:am3d="http://schemas.microsoft.com/office/drawing/2017/model3d" xmlns:o="urn:schemas-microsoft-com:office:office" xmlns:r="http://schemas.openxmlformats.org/officeDocument/2006/relationships" xmlns:m="http://schemas.openxmlformats.org/officeDocument/2006/math" xmlns:v="urn:schemas-microsoft-com:vml" xmlns:wp14="http://schemas.microsoft.com/office/word/2010/wordprocessingDrawing" xmlns:wp="http://schemas.openxmlformats.org/drawingml/2006/wordprocessingDrawing" xmlns:w10="urn:schemas-microsoft-com:office:word" xmlns:w="http://schemas.openxmlformats.org/wordprocessingml/2006/main" xmlns:w14="http://schemas.microsoft.com/office/word/2010/wordml" xmlns:w15="http://schemas.microsoft.com/office/word/2012/wordml" xmlns:w16cex="http://schemas.microsoft.com/office/word/2018/wordml/cex" xmlns:w16cid="http://schemas.microsoft.com/office/word/2016/wordml/cid" xmlns:w16="http://schemas.microsoft.com/office/word/2018/wordml" xmlns:w16sdtdh="http://schemas.microsoft.com/office/word/2020/wordml/sdtdatahash" xmlns:w16se="http://schemas.microsoft.com/office/word/2015/wordml/symex" xmlns:wpg="http://schemas.microsoft.com/office/word/2010/wordprocessingGroup" xmlns:wpi="http://schemas.microsoft.com/office/word/2010/wordprocessingInk" xmlns:wne="http://schemas.microsoft.com/office/word/2006/wordml" xmlns:wps="http://schemas.microsoft.com/office/word/2010/wordprocessingShape" mc:Ignorable="w14 w15 w16se w16cid w16 w16cex w16sdtdh wp14">
   <w:endnote w:type="separator" w:id="-1">
     <w:p>
       <w:r>
@@ -2897,7 +3012,7 @@
 </file>
 
 <file path=word/footnotes.xml><?xml version="1.0" encoding="utf-8"?>
-<w:footnotes xmlns:wpc="http://schemas.microsoft.com/office/word/2010/wordprocessingCanvas" xmlns:mc="http://schemas.openxmlformats.org/markup-compatibility/2006" xmlns:o="urn:schemas-microsoft-com:office:office" xmlns:r="http://schemas.openxmlformats.org/officeDocument/2006/relationships" xmlns:m="http://schemas.openxmlformats.org/officeDocument/2006/math" xmlns:v="urn:schemas-microsoft-com:vml" xmlns:wp14="http://schemas.microsoft.com/office/word/2010/wordprocessingDrawing" xmlns:wp="http://schemas.openxmlformats.org/drawingml/2006/wordprocessingDrawing" xmlns:w10="urn:schemas-microsoft-com:office:word" xmlns:w="http://schemas.openxmlformats.org/wordprocessingml/2006/main" xmlns:w14="http://schemas.microsoft.com/office/word/2010/wordml" xmlns:w15="http://schemas.microsoft.com/office/word/2012/wordml" xmlns:wpg="http://schemas.microsoft.com/office/word/2010/wordprocessingGroup" xmlns:wpi="http://schemas.microsoft.com/office/word/2010/wordprocessingInk" xmlns:wne="http://schemas.microsoft.com/office/word/2006/wordml" xmlns:wps="http://schemas.microsoft.com/office/word/2010/wordprocessingShape" mc:Ignorable="w14 w15 wp14">
+<w:footnotes xmlns:wpc="http://schemas.microsoft.com/office/word/2010/wordprocessingCanvas" xmlns:cx="http://schemas.microsoft.com/office/drawing/2014/chartex" xmlns:cx1="http://schemas.microsoft.com/office/drawing/2015/9/8/chartex" xmlns:cx2="http://schemas.microsoft.com/office/drawing/2015/10/21/chartex" xmlns:cx3="http://schemas.microsoft.com/office/drawing/2016/5/9/chartex" xmlns:cx4="http://schemas.microsoft.com/office/drawing/2016/5/10/chartex" xmlns:cx5="http://schemas.microsoft.com/office/drawing/2016/5/11/chartex" xmlns:cx6="http://schemas.microsoft.com/office/drawing/2016/5/12/chartex" xmlns:cx7="http://schemas.microsoft.com/office/drawing/2016/5/13/chartex" xmlns:cx8="http://schemas.microsoft.com/office/drawing/2016/5/14/chartex" xmlns:mc="http://schemas.openxmlformats.org/markup-compatibility/2006" xmlns:aink="http://schemas.microsoft.com/office/drawing/2016/ink" xmlns:am3d="http://schemas.microsoft.com/office/drawing/2017/model3d" xmlns:o="urn:schemas-microsoft-com:office:office" xmlns:r="http://schemas.openxmlformats.org/officeDocument/2006/relationships" xmlns:m="http://schemas.openxmlformats.org/officeDocument/2006/math" xmlns:v="urn:schemas-microsoft-com:vml" xmlns:wp14="http://schemas.microsoft.com/office/word/2010/wordprocessingDrawing" xmlns:wp="http://schemas.openxmlformats.org/drawingml/2006/wordprocessingDrawing" xmlns:w10="urn:schemas-microsoft-com:office:word" xmlns:w="http://schemas.openxmlformats.org/wordprocessingml/2006/main" xmlns:w14="http://schemas.microsoft.com/office/word/2010/wordml" xmlns:w15="http://schemas.microsoft.com/office/word/2012/wordml" xmlns:w16cex="http://schemas.microsoft.com/office/word/2018/wordml/cex" xmlns:w16cid="http://schemas.microsoft.com/office/word/2016/wordml/cid" xmlns:w16="http://schemas.microsoft.com/office/word/2018/wordml" xmlns:w16sdtdh="http://schemas.microsoft.com/office/word/2020/wordml/sdtdatahash" xmlns:w16se="http://schemas.microsoft.com/office/word/2015/wordml/symex" xmlns:wpg="http://schemas.microsoft.com/office/word/2010/wordprocessingGroup" xmlns:wpi="http://schemas.microsoft.com/office/word/2010/wordprocessingInk" xmlns:wne="http://schemas.microsoft.com/office/word/2006/wordml" xmlns:wps="http://schemas.microsoft.com/office/word/2010/wordprocessingShape" mc:Ignorable="w14 w15 w16se w16cid w16 w16cex w16sdtdh wp14">
   <w:footnote w:type="separator" w:id="-1">
     <w:p>
       <w:r>
@@ -2916,7 +3031,7 @@
 </file>
 
 <file path=word/header1.xml><?xml version="1.0" encoding="utf-8"?>
-<w:hdr xmlns:wpc="http://schemas.microsoft.com/office/word/2010/wordprocessingCanvas" xmlns:mc="http://schemas.openxmlformats.org/markup-compatibility/2006" xmlns:o="urn:schemas-microsoft-com:office:office" xmlns:r="http://schemas.openxmlformats.org/officeDocument/2006/relationships" xmlns:m="http://schemas.openxmlformats.org/officeDocument/2006/math" xmlns:v="urn:schemas-microsoft-com:vml" xmlns:wp14="http://schemas.microsoft.com/office/word/2010/wordprocessingDrawing" xmlns:wp="http://schemas.openxmlformats.org/drawingml/2006/wordprocessingDrawing" xmlns:w10="urn:schemas-microsoft-com:office:word" xmlns:w="http://schemas.openxmlformats.org/wordprocessingml/2006/main" xmlns:w14="http://schemas.microsoft.com/office/word/2010/wordml" xmlns:w15="http://schemas.microsoft.com/office/word/2012/wordml" xmlns:wpg="http://schemas.microsoft.com/office/word/2010/wordprocessingGroup" xmlns:wpi="http://schemas.microsoft.com/office/word/2010/wordprocessingInk" xmlns:wne="http://schemas.microsoft.com/office/word/2006/wordml" xmlns:wps="http://schemas.microsoft.com/office/word/2010/wordprocessingShape" mc:Ignorable="w14 w15 wp14">
+<w:hdr xmlns:wpc="http://schemas.microsoft.com/office/word/2010/wordprocessingCanvas" xmlns:cx="http://schemas.microsoft.com/office/drawing/2014/chartex" xmlns:cx1="http://schemas.microsoft.com/office/drawing/2015/9/8/chartex" xmlns:cx2="http://schemas.microsoft.com/office/drawing/2015/10/21/chartex" xmlns:cx3="http://schemas.microsoft.com/office/drawing/2016/5/9/chartex" xmlns:cx4="http://schemas.microsoft.com/office/drawing/2016/5/10/chartex" xmlns:cx5="http://schemas.microsoft.com/office/drawing/2016/5/11/chartex" xmlns:cx6="http://schemas.microsoft.com/office/drawing/2016/5/12/chartex" xmlns:cx7="http://schemas.microsoft.com/office/drawing/2016/5/13/chartex" xmlns:cx8="http://schemas.microsoft.com/office/drawing/2016/5/14/chartex" xmlns:mc="http://schemas.openxmlformats.org/markup-compatibility/2006" xmlns:aink="http://schemas.microsoft.com/office/drawing/2016/ink" xmlns:am3d="http://schemas.microsoft.com/office/drawing/2017/model3d" xmlns:o="urn:schemas-microsoft-com:office:office" xmlns:r="http://schemas.openxmlformats.org/officeDocument/2006/relationships" xmlns:m="http://schemas.openxmlformats.org/officeDocument/2006/math" xmlns:v="urn:schemas-microsoft-com:vml" xmlns:wp14="http://schemas.microsoft.com/office/word/2010/wordprocessingDrawing" xmlns:wp="http://schemas.openxmlformats.org/drawingml/2006/wordprocessingDrawing" xmlns:w10="urn:schemas-microsoft-com:office:word" xmlns:w="http://schemas.openxmlformats.org/wordprocessingml/2006/main" xmlns:w14="http://schemas.microsoft.com/office/word/2010/wordml" xmlns:w15="http://schemas.microsoft.com/office/word/2012/wordml" xmlns:w16cex="http://schemas.microsoft.com/office/word/2018/wordml/cex" xmlns:w16cid="http://schemas.microsoft.com/office/word/2016/wordml/cid" xmlns:w16="http://schemas.microsoft.com/office/word/2018/wordml" xmlns:w16sdtdh="http://schemas.microsoft.com/office/word/2020/wordml/sdtdatahash" xmlns:w16se="http://schemas.microsoft.com/office/word/2015/wordml/symex" xmlns:wpg="http://schemas.microsoft.com/office/word/2010/wordprocessingGroup" xmlns:wpi="http://schemas.microsoft.com/office/word/2010/wordprocessingInk" xmlns:wne="http://schemas.microsoft.com/office/word/2006/wordml" xmlns:wps="http://schemas.microsoft.com/office/word/2010/wordprocessingShape" mc:Ignorable="w14 w15 w16se w16cid w16 w16cex w16sdtdh wp14">
   <w:p>
     <w:pPr>
       <w:jc w:val="center"/>
@@ -2934,7 +3049,7 @@
         <w:szCs w:val="28"/>
       </w:rPr>
       <w:drawing>
-        <wp:anchor distT="0" distB="0" distL="114300" distR="114300" simplePos="0" relativeHeight="251659264" behindDoc="0" locked="0" layoutInCell="1" allowOverlap="1" wp14:anchorId="719B906C" wp14:editId="78007060">
+        <wp:anchor distT="0" distB="0" distL="114300" distR="114300" simplePos="0" relativeHeight="251659264" behindDoc="0" locked="0" layoutInCell="1" allowOverlap="1" wp14:anchorId="20A36D95" wp14:editId="38AF9E48">
           <wp:simplePos x="0" y="0"/>
           <wp:positionH relativeFrom="margin">
             <wp:align>left</wp:align>
@@ -3058,7 +3173,7 @@
 </file>
 
 <file path=word/styles.xml><?xml version="1.0" encoding="utf-8"?>
-<w:styles xmlns:mc="http://schemas.openxmlformats.org/markup-compatibility/2006" xmlns:r="http://schemas.openxmlformats.org/officeDocument/2006/relationships" xmlns:w="http://schemas.openxmlformats.org/wordprocessingml/2006/main" xmlns:w14="http://schemas.microsoft.com/office/word/2010/wordml" xmlns:w15="http://schemas.microsoft.com/office/word/2012/wordml" mc:Ignorable="w14 w15">
+<w:styles xmlns:mc="http://schemas.openxmlformats.org/markup-compatibility/2006" xmlns:r="http://schemas.openxmlformats.org/officeDocument/2006/relationships" xmlns:w="http://schemas.openxmlformats.org/wordprocessingml/2006/main" xmlns:w14="http://schemas.microsoft.com/office/word/2010/wordml" xmlns:w15="http://schemas.microsoft.com/office/word/2012/wordml" xmlns:w16cex="http://schemas.microsoft.com/office/word/2018/wordml/cex" xmlns:w16cid="http://schemas.microsoft.com/office/word/2016/wordml/cid" xmlns:w16="http://schemas.microsoft.com/office/word/2018/wordml" xmlns:w16sdtdh="http://schemas.microsoft.com/office/word/2020/wordml/sdtdatahash" xmlns:w16se="http://schemas.microsoft.com/office/word/2015/wordml/symex" mc:Ignorable="w14 w15 w16se w16cid w16 w16cex w16sdtdh">
   <w:docDefaults>
     <w:rPrDefault>
       <w:rPr>
@@ -3074,7 +3189,7 @@
       </w:pPr>
     </w:pPrDefault>
   </w:docDefaults>
-  <w:latentStyles w:defLockedState="0" w:defUIPriority="99" w:defSemiHidden="0" w:defUnhideWhenUsed="0" w:defQFormat="0" w:count="371">
+  <w:latentStyles w:defLockedState="0" w:defUIPriority="99" w:defSemiHidden="0" w:defUnhideWhenUsed="0" w:defQFormat="0" w:count="376">
     <w:lsdException w:name="Normal" w:uiPriority="0" w:qFormat="1"/>
     <w:lsdException w:name="heading 1" w:uiPriority="9" w:qFormat="1"/>
     <w:lsdException w:name="heading 2" w:semiHidden="1" w:uiPriority="9" w:unhideWhenUsed="1" w:qFormat="1"/>
@@ -3180,7 +3295,6 @@
     <w:lsdException w:name="HTML Sample" w:semiHidden="1" w:unhideWhenUsed="1"/>
     <w:lsdException w:name="HTML Typewriter" w:semiHidden="1" w:unhideWhenUsed="1"/>
     <w:lsdException w:name="HTML Variable" w:semiHidden="1" w:unhideWhenUsed="1"/>
-    <w:lsdException w:name="Normal Table" w:semiHidden="1" w:unhideWhenUsed="1"/>
     <w:lsdException w:name="annotation subject" w:semiHidden="1" w:unhideWhenUsed="1"/>
     <w:lsdException w:name="No List" w:semiHidden="1" w:unhideWhenUsed="1"/>
     <w:lsdException w:name="Outline List 1" w:semiHidden="1" w:unhideWhenUsed="1"/>
@@ -3223,11 +3337,8 @@
     <w:lsdException w:name="Table Contemporary" w:semiHidden="1" w:unhideWhenUsed="1"/>
     <w:lsdException w:name="Table Elegant" w:semiHidden="1" w:unhideWhenUsed="1"/>
     <w:lsdException w:name="Table Professional" w:semiHidden="1" w:unhideWhenUsed="1"/>
-    <w:lsdException w:name="Table Subtle 1" w:semiHidden="1" w:unhideWhenUsed="1"/>
     <w:lsdException w:name="Table Subtle 2" w:semiHidden="1" w:unhideWhenUsed="1"/>
     <w:lsdException w:name="Table Web 1" w:semiHidden="1" w:unhideWhenUsed="1"/>
-    <w:lsdException w:name="Table Web 2" w:semiHidden="1" w:unhideWhenUsed="1"/>
-    <w:lsdException w:name="Table Web 3" w:semiHidden="1" w:unhideWhenUsed="1"/>
     <w:lsdException w:name="Balloon Text" w:semiHidden="1" w:unhideWhenUsed="1"/>
     <w:lsdException w:name="Table Grid" w:uiPriority="39"/>
     <w:lsdException w:name="Table Theme" w:semiHidden="1" w:unhideWhenUsed="1"/>
@@ -3446,6 +3557,11 @@
     <w:lsdException w:name="List Table 5 Dark Accent 6" w:uiPriority="50"/>
     <w:lsdException w:name="List Table 6 Colorful Accent 6" w:uiPriority="51"/>
     <w:lsdException w:name="List Table 7 Colorful Accent 6" w:uiPriority="52"/>
+    <w:lsdException w:name="Mention" w:semiHidden="1" w:unhideWhenUsed="1"/>
+    <w:lsdException w:name="Smart Hyperlink" w:semiHidden="1" w:unhideWhenUsed="1"/>
+    <w:lsdException w:name="Hashtag" w:semiHidden="1" w:unhideWhenUsed="1"/>
+    <w:lsdException w:name="Unresolved Mention" w:semiHidden="1" w:unhideWhenUsed="1"/>
+    <w:lsdException w:name="Smart Link" w:semiHidden="1" w:unhideWhenUsed="1"/>
   </w:latentStyles>
   <w:style w:type="paragraph" w:default="1" w:styleId="Normal">
     <w:name w:val="Normal"/>
